--- a/CIS 485 - Fall 2025 - Group Contract Ashleen.docx
+++ b/CIS 485 - Fall 2025 - Group Contract Ashleen.docx
@@ -76,8 +76,33 @@
         <w:rPr>
           <w:rFonts w:ascii="Times New Roman" w:hAnsi="Times New Roman" w:cs="Times New Roman" w:hint="eastAsia"/>
           <w:b/>
-        </w:rPr>
-        <w:t>2025-09-30</w:t>
+          <w:highlight w:val="yellow"/>
+        </w:rPr>
+        <w:t>2025-</w:t>
+      </w:r>
+      <w:r>
+        <w:rPr>
+          <w:rFonts w:ascii="Times New Roman" w:hAnsi="Times New Roman" w:cs="Times New Roman"/>
+          <w:b/>
+          <w:highlight w:val="yellow"/>
+        </w:rPr>
+        <w:t>10</w:t>
+      </w:r>
+      <w:r>
+        <w:rPr>
+          <w:rFonts w:ascii="Times New Roman" w:hAnsi="Times New Roman" w:cs="Times New Roman" w:hint="eastAsia"/>
+          <w:b/>
+          <w:highlight w:val="yellow"/>
+        </w:rPr>
+        <w:t>-</w:t>
+      </w:r>
+      <w:r>
+        <w:rPr>
+          <w:rFonts w:ascii="Times New Roman" w:hAnsi="Times New Roman" w:cs="Times New Roman"/>
+          <w:b/>
+          <w:highlight w:val="yellow"/>
+        </w:rPr>
+        <w:t>17</w:t>
       </w:r>
       <w:r>
         <w:rPr>
@@ -870,42 +895,37 @@
         <w:rPr>
           <w:rFonts w:ascii="Times New Roman" w:eastAsia="Times New Roman" w:hAnsi="Times New Roman" w:cs="Times New Roman"/>
         </w:rPr>
-        <w:t>How will the group handle communication with the instructor? (</w:t>
+        <w:t>How will the group handle communication with the instructor? (only 1 person should be representing the group)</w:t>
+      </w:r>
+      <w:r>
+        <w:rPr>
+          <w:rFonts w:ascii="Times New Roman" w:eastAsia="Times New Roman" w:hAnsi="Times New Roman" w:cs="Times New Roman"/>
+        </w:rPr>
+        <w:t xml:space="preserve"> </w:t>
+      </w:r>
+      <w:r>
+        <w:rPr>
+          <w:rFonts w:ascii="Times New Roman" w:eastAsia="Times New Roman" w:hAnsi="Times New Roman" w:cs="Times New Roman"/>
+          <w:color w:val="C0504D" w:themeColor="accent2"/>
+        </w:rPr>
+        <w:t>Project Manager</w:t>
+      </w:r>
+      <w:r>
+        <w:rPr>
+          <w:rFonts w:ascii="Times New Roman" w:eastAsia="Times New Roman" w:hAnsi="Times New Roman" w:cs="Times New Roman"/>
+          <w:color w:val="C0504D" w:themeColor="accent2"/>
+        </w:rPr>
+        <w:t xml:space="preserve"> will represent the </w:t>
       </w:r>
       <w:proofErr w:type="gramStart"/>
       <w:r>
         <w:rPr>
           <w:rFonts w:ascii="Times New Roman" w:eastAsia="Times New Roman" w:hAnsi="Times New Roman" w:cs="Times New Roman"/>
-        </w:rPr>
-        <w:t>only</w:t>
+          <w:color w:val="C0504D" w:themeColor="accent2"/>
+        </w:rPr>
+        <w:t>group</w:t>
       </w:r>
       <w:proofErr w:type="gramEnd"/>
-      <w:r>
-        <w:rPr>
-          <w:rFonts w:ascii="Times New Roman" w:eastAsia="Times New Roman" w:hAnsi="Times New Roman" w:cs="Times New Roman"/>
-        </w:rPr>
-        <w:t xml:space="preserve"> 1 person should be representing the group)</w:t>
-      </w:r>
-      <w:r>
-        <w:rPr>
-          <w:rFonts w:ascii="Times New Roman" w:eastAsia="Times New Roman" w:hAnsi="Times New Roman" w:cs="Times New Roman"/>
-        </w:rPr>
-        <w:t xml:space="preserve"> </w:t>
-      </w:r>
-      <w:r>
-        <w:rPr>
-          <w:rFonts w:ascii="Times New Roman" w:eastAsia="Times New Roman" w:hAnsi="Times New Roman" w:cs="Times New Roman"/>
-          <w:color w:val="C0504D" w:themeColor="accent2"/>
-        </w:rPr>
-        <w:t>Project Manager</w:t>
-      </w:r>
-      <w:r>
-        <w:rPr>
-          <w:rFonts w:ascii="Times New Roman" w:eastAsia="Times New Roman" w:hAnsi="Times New Roman" w:cs="Times New Roman"/>
-          <w:color w:val="C0504D" w:themeColor="accent2"/>
-        </w:rPr>
-        <w:t xml:space="preserve"> will represent the group</w:t>
-      </w:r>
     </w:p>
     <w:p>
       <w:pPr>
@@ -1268,77 +1288,7 @@
           <w:rFonts w:ascii="Times New Roman" w:eastAsia="Times New Roman" w:hAnsi="Times New Roman" w:cs="Times New Roman"/>
           <w:color w:val="C0504D" w:themeColor="accent2"/>
         </w:rPr>
-        <w:t>If the group is unable to reach a decision e</w:t>
-      </w:r>
-      <w:r>
-        <w:rPr>
-          <w:rFonts w:ascii="Times New Roman" w:eastAsia="Times New Roman" w:hAnsi="Times New Roman" w:cs="Times New Roman"/>
-          <w:color w:val="C0504D" w:themeColor="accent2"/>
-        </w:rPr>
-        <w:t xml:space="preserve">ach member will have the opportunity to explain their </w:t>
-      </w:r>
-      <w:r>
-        <w:rPr>
-          <w:rFonts w:ascii="Times New Roman" w:eastAsia="Times New Roman" w:hAnsi="Times New Roman" w:cs="Times New Roman"/>
-          <w:color w:val="C0504D" w:themeColor="accent2"/>
-        </w:rPr>
-        <w:t>ideas or perspective</w:t>
-      </w:r>
-      <w:r>
-        <w:rPr>
-          <w:rFonts w:ascii="Times New Roman" w:eastAsia="Times New Roman" w:hAnsi="Times New Roman" w:cs="Times New Roman"/>
-          <w:color w:val="C0504D" w:themeColor="accent2"/>
-        </w:rPr>
-        <w:t xml:space="preserve"> </w:t>
-      </w:r>
-      <w:r>
-        <w:rPr>
-          <w:rFonts w:ascii="Times New Roman" w:eastAsia="Times New Roman" w:hAnsi="Times New Roman" w:cs="Times New Roman"/>
-          <w:color w:val="C0504D" w:themeColor="accent2"/>
-        </w:rPr>
-        <w:t xml:space="preserve">and we will try to find </w:t>
-      </w:r>
-      <w:r>
-        <w:rPr>
-          <w:rFonts w:ascii="Times New Roman" w:eastAsia="Times New Roman" w:hAnsi="Times New Roman" w:cs="Times New Roman"/>
-          <w:color w:val="C0504D" w:themeColor="accent2"/>
-        </w:rPr>
-        <w:t>compromises or alternative solutions</w:t>
-      </w:r>
-      <w:r>
-        <w:rPr>
-          <w:rFonts w:ascii="Times New Roman" w:eastAsia="Times New Roman" w:hAnsi="Times New Roman" w:cs="Times New Roman"/>
-          <w:color w:val="C0504D" w:themeColor="accent2"/>
-        </w:rPr>
-        <w:t xml:space="preserve">. If </w:t>
-      </w:r>
-      <w:r>
-        <w:rPr>
-          <w:rFonts w:ascii="Times New Roman" w:eastAsia="Times New Roman" w:hAnsi="Times New Roman" w:cs="Times New Roman"/>
-          <w:color w:val="C0504D" w:themeColor="accent2"/>
-        </w:rPr>
-        <w:t>compromises or alternative solutions</w:t>
-      </w:r>
-      <w:r>
-        <w:rPr>
-          <w:rFonts w:ascii="Times New Roman" w:eastAsia="Times New Roman" w:hAnsi="Times New Roman" w:cs="Times New Roman"/>
-          <w:color w:val="C0504D" w:themeColor="accent2"/>
-        </w:rPr>
-        <w:t xml:space="preserve"> are not found another </w:t>
-      </w:r>
-      <w:r>
-        <w:rPr>
-          <w:rFonts w:ascii="Times New Roman" w:eastAsia="Times New Roman" w:hAnsi="Times New Roman" w:cs="Times New Roman"/>
-          <w:color w:val="C0504D" w:themeColor="accent2"/>
-        </w:rPr>
-        <w:t>majority vote will be taken</w:t>
-      </w:r>
-      <w:r>
-        <w:rPr>
-          <w:rFonts w:ascii="Times New Roman" w:eastAsia="Times New Roman" w:hAnsi="Times New Roman" w:cs="Times New Roman"/>
-          <w:color w:val="C0504D" w:themeColor="accent2"/>
-        </w:rPr>
-        <w:t>.</w:t>
+        <w:t>If the group is unable to reach a decision each member will have the opportunity to explain their ideas or perspective and we will try to find compromises or alternative solutions. If compromises or alternative solutions are not found another majority vote will be taken.</w:t>
       </w:r>
     </w:p>
     <w:p>
@@ -1925,21 +1875,105 @@
         <w:rPr>
           <w:rFonts w:ascii="Times New Roman" w:eastAsia="Times New Roman" w:hAnsi="Times New Roman" w:cs="Times New Roman"/>
         </w:rPr>
-        <w:t>What are the consequences of failing to disclose AI usage by a group member to others? (</w:t>
-      </w:r>
-      <w:proofErr w:type="gramStart"/>
-      <w:r>
-        <w:rPr>
-          <w:rFonts w:ascii="Times New Roman" w:eastAsia="Times New Roman" w:hAnsi="Times New Roman" w:cs="Times New Roman"/>
-        </w:rPr>
-        <w:t>including</w:t>
-      </w:r>
-      <w:proofErr w:type="gramEnd"/>
-      <w:r>
-        <w:rPr>
-          <w:rFonts w:ascii="Times New Roman" w:eastAsia="Times New Roman" w:hAnsi="Times New Roman" w:cs="Times New Roman"/>
-        </w:rPr>
-        <w:t xml:space="preserve"> group members/course teaching team)</w:t>
+        <w:t>What are the consequences of failing to disclose AI usage by a group member to others? (including group members/course teaching team)</w:t>
+      </w:r>
+    </w:p>
+    <w:p>
+      <w:pPr>
+        <w:pStyle w:val="NormalWeb"/>
+        <w:rPr>
+          <w:color w:val="C0504D" w:themeColor="accent2"/>
+        </w:rPr>
+      </w:pPr>
+      <w:r>
+        <w:rPr>
+          <w:color w:val="C0504D" w:themeColor="accent2"/>
+        </w:rPr>
+        <w:t xml:space="preserve">The issue will be addressed through a </w:t>
+      </w:r>
+      <w:r>
+        <w:rPr>
+          <w:rStyle w:val="Strong"/>
+          <w:b w:val="0"/>
+          <w:bCs w:val="0"/>
+          <w:color w:val="C0504D" w:themeColor="accent2"/>
+        </w:rPr>
+        <w:t>discussion</w:t>
+      </w:r>
+      <w:r>
+        <w:rPr>
+          <w:color w:val="C0504D" w:themeColor="accent2"/>
+        </w:rPr>
+        <w:t xml:space="preserve"> with the </w:t>
+      </w:r>
+      <w:r>
+        <w:rPr>
+          <w:color w:val="C0504D" w:themeColor="accent2"/>
+        </w:rPr>
+        <w:t xml:space="preserve">group </w:t>
+      </w:r>
+      <w:r>
+        <w:rPr>
+          <w:color w:val="C0504D" w:themeColor="accent2"/>
+        </w:rPr>
+        <w:t>member to clarify expectations and give them the opportunity to explain and correct the behavior</w:t>
+      </w:r>
+      <w:r>
+        <w:rPr>
+          <w:color w:val="C0504D" w:themeColor="accent2"/>
+        </w:rPr>
+        <w:t xml:space="preserve"> by re-doing their part of the assignment following the groups set rules</w:t>
+      </w:r>
+      <w:r>
+        <w:rPr>
+          <w:color w:val="C0504D" w:themeColor="accent2"/>
+        </w:rPr>
+        <w:t>.</w:t>
+      </w:r>
+      <w:r>
+        <w:rPr>
+          <w:color w:val="C0504D" w:themeColor="accent2"/>
+        </w:rPr>
+        <w:t xml:space="preserve"> </w:t>
+      </w:r>
+      <w:r>
+        <w:rPr>
+          <w:color w:val="C0504D" w:themeColor="accent2"/>
+        </w:rPr>
+        <w:t xml:space="preserve">If the issue continues, the group will hold </w:t>
+      </w:r>
+      <w:r>
+        <w:rPr>
+          <w:color w:val="C0504D" w:themeColor="accent2"/>
+        </w:rPr>
+        <w:t>another</w:t>
+      </w:r>
+      <w:r>
+        <w:rPr>
+          <w:rStyle w:val="Strong"/>
+          <w:b w:val="0"/>
+          <w:bCs w:val="0"/>
+          <w:color w:val="C0504D" w:themeColor="accent2"/>
+        </w:rPr>
+        <w:t xml:space="preserve"> discussion</w:t>
+      </w:r>
+      <w:r>
+        <w:rPr>
+          <w:color w:val="C0504D" w:themeColor="accent2"/>
+        </w:rPr>
+        <w:t xml:space="preserve"> to agree on clear boundaries</w:t>
+      </w:r>
+      <w:r>
+        <w:rPr>
+          <w:color w:val="C0504D" w:themeColor="accent2"/>
+        </w:rPr>
+        <w:t xml:space="preserve"> and</w:t>
+      </w:r>
+      <w:r>
+        <w:rPr>
+          <w:color w:val="C0504D" w:themeColor="accent2"/>
+        </w:rPr>
+        <w:t xml:space="preserve"> redistribute tasks if necessary.</w:t>
       </w:r>
     </w:p>
     <w:p>
@@ -2043,12 +2077,14 @@
         </w:numPr>
         <w:rPr>
           <w:rFonts w:ascii="Times New Roman" w:eastAsia="Times New Roman" w:hAnsi="Times New Roman" w:cs="Times New Roman"/>
-        </w:rPr>
-      </w:pPr>
-      <w:r>
-        <w:rPr>
-          <w:rFonts w:ascii="Times New Roman" w:eastAsia="Times New Roman" w:hAnsi="Times New Roman" w:cs="Times New Roman"/>
-        </w:rPr>
+          <w:color w:val="C0504D" w:themeColor="accent2"/>
+        </w:rPr>
+      </w:pPr>
+      <w:r>
+        <w:rPr>
+          <w:rFonts w:ascii="Times New Roman" w:eastAsia="Times New Roman" w:hAnsi="Times New Roman" w:cs="Times New Roman"/>
+        </w:rPr>
+        <w:lastRenderedPageBreak/>
         <w:t>What are the expectations for attendance at meetings and participation in group activities?</w:t>
       </w:r>
       <w:r>
@@ -2099,6 +2135,162 @@
         </w:rPr>
         <w:t xml:space="preserve"> </w:t>
       </w:r>
+      <w:r>
+        <w:rPr>
+          <w:rFonts w:ascii="Times New Roman" w:eastAsia="Times New Roman" w:hAnsi="Times New Roman" w:cs="Times New Roman"/>
+          <w:color w:val="C0504D" w:themeColor="accent2"/>
+        </w:rPr>
+        <w:t xml:space="preserve">Valid </w:t>
+      </w:r>
+      <w:r>
+        <w:rPr>
+          <w:rFonts w:ascii="Times New Roman" w:eastAsia="Times New Roman" w:hAnsi="Times New Roman" w:cs="Times New Roman"/>
+          <w:color w:val="C0504D" w:themeColor="accent2"/>
+        </w:rPr>
+        <w:t>reasoning</w:t>
+      </w:r>
+      <w:r>
+        <w:rPr>
+          <w:rFonts w:ascii="Times New Roman" w:eastAsia="Times New Roman" w:hAnsi="Times New Roman" w:cs="Times New Roman"/>
+          <w:color w:val="C0504D" w:themeColor="accent2"/>
+        </w:rPr>
+        <w:t xml:space="preserve"> </w:t>
+      </w:r>
+      <w:r>
+        <w:rPr>
+          <w:rFonts w:ascii="Times New Roman" w:eastAsia="Times New Roman" w:hAnsi="Times New Roman" w:cs="Times New Roman"/>
+          <w:color w:val="C0504D" w:themeColor="accent2"/>
+        </w:rPr>
+        <w:t xml:space="preserve">includes emergencies, illness, family obligations, </w:t>
+      </w:r>
+      <w:r>
+        <w:rPr>
+          <w:rFonts w:ascii="Times New Roman" w:eastAsia="Times New Roman" w:hAnsi="Times New Roman" w:cs="Times New Roman"/>
+          <w:color w:val="C0504D" w:themeColor="accent2"/>
+        </w:rPr>
+        <w:t>or time zone conflicts</w:t>
+      </w:r>
+      <w:r>
+        <w:rPr>
+          <w:rFonts w:ascii="Times New Roman" w:eastAsia="Times New Roman" w:hAnsi="Times New Roman" w:cs="Times New Roman"/>
+          <w:color w:val="C0504D" w:themeColor="accent2"/>
+        </w:rPr>
+        <w:t>.</w:t>
+      </w:r>
+      <w:r>
+        <w:rPr>
+          <w:rFonts w:ascii="Times New Roman" w:eastAsia="Times New Roman" w:hAnsi="Times New Roman" w:cs="Times New Roman"/>
+          <w:color w:val="C0504D" w:themeColor="accent2"/>
+        </w:rPr>
+        <w:t xml:space="preserve"> Group m</w:t>
+      </w:r>
+      <w:r>
+        <w:rPr>
+          <w:rFonts w:ascii="Times New Roman" w:eastAsia="Times New Roman" w:hAnsi="Times New Roman" w:cs="Times New Roman"/>
+          <w:color w:val="C0504D" w:themeColor="accent2"/>
+        </w:rPr>
+        <w:t xml:space="preserve">embers must provide at least 24 </w:t>
+      </w:r>
+      <w:r>
+        <w:rPr>
+          <w:rFonts w:ascii="Times New Roman" w:eastAsia="Times New Roman" w:hAnsi="Times New Roman" w:cs="Times New Roman"/>
+          <w:color w:val="C0504D" w:themeColor="accent2"/>
+        </w:rPr>
+        <w:t>hours’ notice</w:t>
+      </w:r>
+      <w:r>
+        <w:rPr>
+          <w:rFonts w:ascii="Times New Roman" w:eastAsia="Times New Roman" w:hAnsi="Times New Roman" w:cs="Times New Roman"/>
+          <w:color w:val="C0504D" w:themeColor="accent2"/>
+        </w:rPr>
+        <w:t xml:space="preserve"> if they are unable to attend.</w:t>
+      </w:r>
+      <w:r>
+        <w:rPr>
+          <w:rFonts w:ascii="Times New Roman" w:eastAsia="Times New Roman" w:hAnsi="Times New Roman" w:cs="Times New Roman"/>
+          <w:color w:val="C0504D" w:themeColor="accent2"/>
+        </w:rPr>
+        <w:t xml:space="preserve"> </w:t>
+      </w:r>
+      <w:r>
+        <w:rPr>
+          <w:rFonts w:ascii="Times New Roman" w:eastAsia="Times New Roman" w:hAnsi="Times New Roman" w:cs="Times New Roman"/>
+          <w:color w:val="C0504D" w:themeColor="accent2"/>
+        </w:rPr>
+        <w:t>Members who miss a meeting are responsible for catching up on all information and decisions made during their absence.</w:t>
+      </w:r>
+      <w:r>
+        <w:rPr>
+          <w:rFonts w:ascii="Times New Roman" w:eastAsia="Times New Roman" w:hAnsi="Times New Roman" w:cs="Times New Roman"/>
+          <w:color w:val="C0504D" w:themeColor="accent2"/>
+        </w:rPr>
+        <w:t xml:space="preserve"> </w:t>
+      </w:r>
+      <w:r>
+        <w:rPr>
+          <w:rFonts w:ascii="Times New Roman" w:eastAsia="Times New Roman" w:hAnsi="Times New Roman" w:cs="Times New Roman"/>
+          <w:color w:val="C0504D" w:themeColor="accent2"/>
+        </w:rPr>
+        <w:t xml:space="preserve">If a </w:t>
+      </w:r>
+      <w:r>
+        <w:rPr>
+          <w:rFonts w:ascii="Times New Roman" w:eastAsia="Times New Roman" w:hAnsi="Times New Roman" w:cs="Times New Roman"/>
+          <w:color w:val="C0504D" w:themeColor="accent2"/>
+        </w:rPr>
+        <w:t xml:space="preserve">group </w:t>
+      </w:r>
+      <w:r>
+        <w:rPr>
+          <w:rFonts w:ascii="Times New Roman" w:eastAsia="Times New Roman" w:hAnsi="Times New Roman" w:cs="Times New Roman"/>
+          <w:color w:val="C0504D" w:themeColor="accent2"/>
+        </w:rPr>
+        <w:t xml:space="preserve">member fails to provide notice, or if the reason is not </w:t>
+      </w:r>
+      <w:r>
+        <w:rPr>
+          <w:rFonts w:ascii="Times New Roman" w:eastAsia="Times New Roman" w:hAnsi="Times New Roman" w:cs="Times New Roman"/>
+          <w:color w:val="C0504D" w:themeColor="accent2"/>
+        </w:rPr>
+        <w:t xml:space="preserve">considered </w:t>
+      </w:r>
+      <w:r>
+        <w:rPr>
+          <w:rFonts w:ascii="Times New Roman" w:eastAsia="Times New Roman" w:hAnsi="Times New Roman" w:cs="Times New Roman"/>
+          <w:color w:val="C0504D" w:themeColor="accent2"/>
+        </w:rPr>
+        <w:t>valid by the group, it will be recorded as an unexcused absence.</w:t>
+      </w:r>
+      <w:r>
+        <w:rPr>
+          <w:rFonts w:ascii="Times New Roman" w:eastAsia="Times New Roman" w:hAnsi="Times New Roman" w:cs="Times New Roman"/>
+          <w:color w:val="C0504D" w:themeColor="accent2"/>
+        </w:rPr>
+        <w:t xml:space="preserve"> More than two </w:t>
+      </w:r>
+      <w:r>
+        <w:rPr>
+          <w:rFonts w:ascii="Times New Roman" w:eastAsia="Times New Roman" w:hAnsi="Times New Roman" w:cs="Times New Roman"/>
+          <w:color w:val="C0504D" w:themeColor="accent2"/>
+        </w:rPr>
+        <w:t>unexcused absence</w:t>
+      </w:r>
+      <w:r>
+        <w:rPr>
+          <w:rFonts w:ascii="Times New Roman" w:eastAsia="Times New Roman" w:hAnsi="Times New Roman" w:cs="Times New Roman"/>
+          <w:color w:val="C0504D" w:themeColor="accent2"/>
+        </w:rPr>
+        <w:t>s will result in a group discussion.</w:t>
+      </w:r>
+    </w:p>
+    <w:p>
+      <w:pPr>
+        <w:ind w:left="720"/>
+        <w:rPr>
+          <w:rFonts w:ascii="Times New Roman" w:eastAsia="Times New Roman" w:hAnsi="Times New Roman" w:cs="Times New Roman"/>
+          <w:color w:val="C0504D" w:themeColor="accent2"/>
+        </w:rPr>
+      </w:pPr>
     </w:p>
     <w:p>
       <w:pPr>
@@ -2152,7 +2344,6 @@
         <w:rPr>
           <w:rFonts w:ascii="Times New Roman" w:eastAsia="Times New Roman" w:hAnsi="Times New Roman" w:cs="Times New Roman"/>
         </w:rPr>
-        <w:lastRenderedPageBreak/>
         <w:t>How will the group address situations where a member is not contributing equally? Be as specific as possible.</w:t>
       </w:r>
       <w:r>
@@ -2166,7 +2357,72 @@
           <w:rFonts w:ascii="Times New Roman" w:eastAsia="Times New Roman" w:hAnsi="Times New Roman" w:cs="Times New Roman"/>
           <w:color w:val="C0504D" w:themeColor="accent2"/>
         </w:rPr>
-        <w:t xml:space="preserve">Provide warning to member and then report to instructor. </w:t>
+        <w:t xml:space="preserve">The </w:t>
+      </w:r>
+      <w:r>
+        <w:rPr>
+          <w:rFonts w:ascii="Times New Roman" w:eastAsia="Times New Roman" w:hAnsi="Times New Roman" w:cs="Times New Roman"/>
+          <w:color w:val="C0504D" w:themeColor="accent2"/>
+        </w:rPr>
+        <w:t xml:space="preserve">project manager </w:t>
+      </w:r>
+      <w:r>
+        <w:rPr>
+          <w:rFonts w:ascii="Times New Roman" w:eastAsia="Times New Roman" w:hAnsi="Times New Roman" w:cs="Times New Roman"/>
+          <w:color w:val="C0504D" w:themeColor="accent2"/>
+        </w:rPr>
+        <w:t xml:space="preserve">will speak privately with the member </w:t>
+      </w:r>
+      <w:r>
+        <w:rPr>
+          <w:rFonts w:ascii="Times New Roman" w:eastAsia="Times New Roman" w:hAnsi="Times New Roman" w:cs="Times New Roman"/>
+          <w:color w:val="C0504D" w:themeColor="accent2"/>
+        </w:rPr>
+        <w:t>and give them a chance to explain</w:t>
+      </w:r>
+      <w:r>
+        <w:rPr>
+          <w:rFonts w:ascii="Times New Roman" w:eastAsia="Times New Roman" w:hAnsi="Times New Roman" w:cs="Times New Roman"/>
+          <w:color w:val="C0504D" w:themeColor="accent2"/>
+        </w:rPr>
+        <w:t>.</w:t>
+      </w:r>
+      <w:r>
+        <w:rPr>
+          <w:rFonts w:ascii="Times New Roman" w:eastAsia="Times New Roman" w:hAnsi="Times New Roman" w:cs="Times New Roman"/>
+          <w:color w:val="C0504D" w:themeColor="accent2"/>
+        </w:rPr>
+        <w:t xml:space="preserve"> The member will be given a warning and a chance to make up for their part of the assignment. </w:t>
+      </w:r>
+      <w:r>
+        <w:rPr>
+          <w:rFonts w:ascii="Times New Roman" w:eastAsia="Times New Roman" w:hAnsi="Times New Roman" w:cs="Times New Roman"/>
+          <w:color w:val="C0504D" w:themeColor="accent2"/>
+        </w:rPr>
+        <w:t xml:space="preserve">If the issue continues, the group will hold a discussion to address the situation, redistribute tasks if necessary, and </w:t>
+      </w:r>
+      <w:r>
+        <w:rPr>
+          <w:rFonts w:ascii="Times New Roman" w:eastAsia="Times New Roman" w:hAnsi="Times New Roman" w:cs="Times New Roman"/>
+          <w:color w:val="C0504D" w:themeColor="accent2"/>
+        </w:rPr>
+        <w:t xml:space="preserve">vote on </w:t>
+      </w:r>
+      <w:proofErr w:type="gramStart"/>
+      <w:r>
+        <w:rPr>
+          <w:rFonts w:ascii="Times New Roman" w:eastAsia="Times New Roman" w:hAnsi="Times New Roman" w:cs="Times New Roman"/>
+          <w:color w:val="C0504D" w:themeColor="accent2"/>
+        </w:rPr>
+        <w:t>whether or not</w:t>
+      </w:r>
+      <w:proofErr w:type="gramEnd"/>
+      <w:r>
+        <w:rPr>
+          <w:rFonts w:ascii="Times New Roman" w:eastAsia="Times New Roman" w:hAnsi="Times New Roman" w:cs="Times New Roman"/>
+          <w:color w:val="C0504D" w:themeColor="accent2"/>
+        </w:rPr>
+        <w:t xml:space="preserve"> to keep a member in the group.</w:t>
       </w:r>
     </w:p>
     <w:p>
@@ -2394,22 +2650,13 @@
         </w:rPr>
         <w:t xml:space="preserve">If a conflict can’t be </w:t>
       </w:r>
-      <w:proofErr w:type="gramStart"/>
-      <w:r>
-        <w:rPr>
-          <w:rFonts w:ascii="Times New Roman" w:eastAsia="Times New Roman" w:hAnsi="Times New Roman" w:cs="Times New Roman"/>
-          <w:color w:val="C0504D" w:themeColor="accent2"/>
-        </w:rPr>
-        <w:t>resolve</w:t>
-      </w:r>
-      <w:r>
-        <w:rPr>
-          <w:rFonts w:ascii="Times New Roman" w:eastAsia="Times New Roman" w:hAnsi="Times New Roman" w:cs="Times New Roman"/>
-          <w:color w:val="C0504D" w:themeColor="accent2"/>
-        </w:rPr>
-        <w:t>d</w:t>
-      </w:r>
-      <w:proofErr w:type="gramEnd"/>
+      <w:r>
+        <w:rPr>
+          <w:rFonts w:ascii="Times New Roman" w:eastAsia="Times New Roman" w:hAnsi="Times New Roman" w:cs="Times New Roman"/>
+          <w:color w:val="C0504D" w:themeColor="accent2"/>
+        </w:rPr>
+        <w:t>resolved,</w:t>
+      </w:r>
       <w:r>
         <w:rPr>
           <w:rFonts w:ascii="Times New Roman" w:eastAsia="Times New Roman" w:hAnsi="Times New Roman" w:cs="Times New Roman"/>
@@ -2422,7 +2669,21 @@
           <w:rFonts w:ascii="Times New Roman" w:eastAsia="Times New Roman" w:hAnsi="Times New Roman" w:cs="Times New Roman"/>
           <w:color w:val="C0504D" w:themeColor="accent2"/>
         </w:rPr>
-        <w:t>then group should meet and decide next steps depending on the situation.</w:t>
+        <w:t xml:space="preserve">then </w:t>
+      </w:r>
+      <w:r>
+        <w:rPr>
+          <w:rFonts w:ascii="Times New Roman" w:eastAsia="Times New Roman" w:hAnsi="Times New Roman" w:cs="Times New Roman"/>
+          <w:color w:val="C0504D" w:themeColor="accent2"/>
+        </w:rPr>
+        <w:t xml:space="preserve">the </w:t>
+      </w:r>
+      <w:r>
+        <w:rPr>
+          <w:rFonts w:ascii="Times New Roman" w:eastAsia="Times New Roman" w:hAnsi="Times New Roman" w:cs="Times New Roman"/>
+          <w:color w:val="C0504D" w:themeColor="accent2"/>
+        </w:rPr>
+        <w:t>group should meet and decide next steps depending on the situation.</w:t>
       </w:r>
     </w:p>
     <w:p>
@@ -2459,7 +2720,44 @@
           <w:rFonts w:ascii="Times New Roman" w:eastAsia="Times New Roman" w:hAnsi="Times New Roman" w:cs="Times New Roman"/>
           <w:color w:val="C0504D" w:themeColor="accent2"/>
         </w:rPr>
-        <w:t xml:space="preserve">. If they don’t respond to the warning reassign the task and contact the professor. </w:t>
+        <w:t xml:space="preserve">. If they don’t respond to the warning reassign the task </w:t>
+      </w:r>
+      <w:r>
+        <w:rPr>
+          <w:rFonts w:ascii="Times New Roman" w:eastAsia="Times New Roman" w:hAnsi="Times New Roman" w:cs="Times New Roman"/>
+          <w:color w:val="C0504D" w:themeColor="accent2"/>
+        </w:rPr>
+        <w:t xml:space="preserve">and hold a meeting to </w:t>
+      </w:r>
+      <w:r>
+        <w:rPr>
+          <w:rFonts w:ascii="Times New Roman" w:eastAsia="Times New Roman" w:hAnsi="Times New Roman" w:cs="Times New Roman"/>
+          <w:color w:val="C0504D" w:themeColor="accent2"/>
+        </w:rPr>
+        <w:t xml:space="preserve">vote on </w:t>
+      </w:r>
+      <w:proofErr w:type="gramStart"/>
+      <w:r>
+        <w:rPr>
+          <w:rFonts w:ascii="Times New Roman" w:eastAsia="Times New Roman" w:hAnsi="Times New Roman" w:cs="Times New Roman"/>
+          <w:color w:val="C0504D" w:themeColor="accent2"/>
+        </w:rPr>
+        <w:t>whether or not</w:t>
+      </w:r>
+      <w:proofErr w:type="gramEnd"/>
+      <w:r>
+        <w:rPr>
+          <w:rFonts w:ascii="Times New Roman" w:eastAsia="Times New Roman" w:hAnsi="Times New Roman" w:cs="Times New Roman"/>
+          <w:color w:val="C0504D" w:themeColor="accent2"/>
+        </w:rPr>
+        <w:t xml:space="preserve"> to keep a member in the group</w:t>
+      </w:r>
+      <w:r>
+        <w:rPr>
+          <w:rFonts w:ascii="Times New Roman" w:eastAsia="Times New Roman" w:hAnsi="Times New Roman" w:cs="Times New Roman"/>
+          <w:color w:val="C0504D" w:themeColor="accent2"/>
+        </w:rPr>
+        <w:t xml:space="preserve">. </w:t>
       </w:r>
     </w:p>
     <w:p>
@@ -2490,15 +2788,76 @@
           <w:rFonts w:ascii="Times New Roman" w:eastAsia="Times New Roman" w:hAnsi="Times New Roman" w:cs="Times New Roman"/>
           <w:color w:val="C0504D" w:themeColor="accent2"/>
         </w:rPr>
-        <w:t>Contact professor to remove the group member from the group</w:t>
-      </w:r>
-      <w:r>
-        <w:rPr>
-          <w:rFonts w:ascii="Times New Roman" w:eastAsia="Times New Roman" w:hAnsi="Times New Roman" w:cs="Times New Roman"/>
-          <w:color w:val="C0504D" w:themeColor="accent2"/>
-        </w:rPr>
-        <w:t>.</w:t>
-      </w:r>
+        <w:t>Each infraction</w:t>
+      </w:r>
+      <w:r>
+        <w:rPr>
+          <w:rFonts w:ascii="Times New Roman" w:eastAsia="Times New Roman" w:hAnsi="Times New Roman" w:cs="Times New Roman"/>
+          <w:color w:val="C0504D" w:themeColor="accent2"/>
+        </w:rPr>
+        <w:t xml:space="preserve"> </w:t>
+      </w:r>
+      <w:r>
+        <w:rPr>
+          <w:rFonts w:ascii="Times New Roman" w:eastAsia="Times New Roman" w:hAnsi="Times New Roman" w:cs="Times New Roman"/>
+          <w:color w:val="C0504D" w:themeColor="accent2"/>
+        </w:rPr>
+        <w:t>will be recorded</w:t>
+      </w:r>
+      <w:r>
+        <w:rPr>
+          <w:rFonts w:ascii="Times New Roman" w:eastAsia="Times New Roman" w:hAnsi="Times New Roman" w:cs="Times New Roman"/>
+          <w:color w:val="C0504D" w:themeColor="accent2"/>
+        </w:rPr>
+        <w:t>. For each i</w:t>
+      </w:r>
+      <w:r>
+        <w:rPr>
+          <w:rFonts w:ascii="Times New Roman" w:eastAsia="Times New Roman" w:hAnsi="Times New Roman" w:cs="Times New Roman"/>
+          <w:color w:val="C0504D" w:themeColor="accent2"/>
+        </w:rPr>
+        <w:t>ncidents</w:t>
+      </w:r>
+      <w:r>
+        <w:rPr>
+          <w:rFonts w:ascii="Times New Roman" w:eastAsia="Times New Roman" w:hAnsi="Times New Roman" w:cs="Times New Roman"/>
+          <w:color w:val="C0504D" w:themeColor="accent2"/>
+        </w:rPr>
+        <w:t xml:space="preserve"> the group will have a meeting and decide what needs to be done depending on the situation. If there are </w:t>
+      </w:r>
+      <w:r>
+        <w:rPr>
+          <w:rFonts w:ascii="Times New Roman" w:eastAsia="Times New Roman" w:hAnsi="Times New Roman" w:cs="Times New Roman"/>
+          <w:color w:val="C0504D" w:themeColor="accent2"/>
+        </w:rPr>
+        <w:lastRenderedPageBreak/>
+        <w:t xml:space="preserve">more than two incidents, then the members responsibilities will be </w:t>
+      </w:r>
+      <w:proofErr w:type="gramStart"/>
+      <w:r>
+        <w:rPr>
+          <w:rFonts w:ascii="Times New Roman" w:eastAsia="Times New Roman" w:hAnsi="Times New Roman" w:cs="Times New Roman"/>
+          <w:color w:val="C0504D" w:themeColor="accent2"/>
+        </w:rPr>
+        <w:t>reassigned</w:t>
+      </w:r>
+      <w:proofErr w:type="gramEnd"/>
+      <w:r>
+        <w:rPr>
+          <w:rFonts w:ascii="Times New Roman" w:eastAsia="Times New Roman" w:hAnsi="Times New Roman" w:cs="Times New Roman"/>
+          <w:color w:val="C0504D" w:themeColor="accent2"/>
+        </w:rPr>
+        <w:t xml:space="preserve"> and the member may be removed from the group.</w:t>
+      </w:r>
+    </w:p>
+    <w:p>
+      <w:pPr>
+        <w:ind w:left="720"/>
+        <w:rPr>
+          <w:rFonts w:ascii="Times New Roman" w:eastAsia="Times New Roman" w:hAnsi="Times New Roman" w:cs="Times New Roman"/>
+          <w:color w:val="C0504D" w:themeColor="accent2"/>
+        </w:rPr>
+      </w:pPr>
     </w:p>
     <w:p>
       <w:pPr>
@@ -2699,7 +3058,6 @@
                 <w:rFonts w:ascii="Times New Roman" w:eastAsia="Times New Roman" w:hAnsi="Times New Roman" w:cs="Times New Roman"/>
                 <w:b/>
               </w:rPr>
-              <w:lastRenderedPageBreak/>
               <w:t>Full Name</w:t>
             </w:r>
           </w:p>
@@ -2808,41 +3166,10 @@
             </w:pPr>
             <w:r>
               <w:rPr>
-                <w:rFonts w:ascii="Malgun Gothic" w:eastAsia="Malgun Gothic" w:hAnsi="Malgun Gothic" w:cs="Malgun Gothic"/>
-              </w:rPr>
-              <w:t>S</w:t>
+                <w:rFonts w:ascii="Times New Roman" w:eastAsia="Times New Roman" w:hAnsi="Times New Roman" w:cs="Times New Roman"/>
+              </w:rPr>
+              <w:t>Ashleen Athwal</w:t>
             </w:r>
-            <w:r>
-              <w:rPr>
-                <w:rFonts w:ascii="Malgun Gothic" w:eastAsia="Malgun Gothic" w:hAnsi="Malgun Gothic" w:cs="Malgun Gothic" w:hint="eastAsia"/>
-              </w:rPr>
-              <w:t xml:space="preserve">unny </w:t>
-            </w:r>
-            <w:proofErr w:type="spellStart"/>
-            <w:r>
-              <w:rPr>
-                <w:rFonts w:ascii="Malgun Gothic" w:eastAsia="Malgun Gothic" w:hAnsi="Malgun Gothic" w:cs="Malgun Gothic" w:hint="eastAsia"/>
-              </w:rPr>
-              <w:t>pak</w:t>
-            </w:r>
-            <w:proofErr w:type="spellEnd"/>
-          </w:p>
-          <w:p>
-            <w:pPr>
-              <w:widowControl w:val="0"/>
-              <w:pBdr>
-                <w:top w:val="nil"/>
-                <w:left w:val="nil"/>
-                <w:bottom w:val="nil"/>
-                <w:right w:val="nil"/>
-                <w:between w:val="nil"/>
-              </w:pBdr>
-              <w:spacing w:line="240" w:lineRule="auto"/>
-              <w:jc w:val="center"/>
-              <w:rPr>
-                <w:rFonts w:ascii="Times New Roman" w:eastAsia="Times New Roman" w:hAnsi="Times New Roman" w:cs="Times New Roman"/>
-              </w:rPr>
-            </w:pPr>
             <w:r>
               <w:rPr>
                 <w:rFonts w:ascii="Times New Roman" w:eastAsia="Times New Roman" w:hAnsi="Times New Roman" w:cs="Times New Roman"/>
@@ -2874,32 +3201,15 @@
               <w:spacing w:line="240" w:lineRule="auto"/>
               <w:jc w:val="center"/>
               <w:rPr>
-                <w:rFonts w:ascii="Times New Roman" w:hAnsi="Times New Roman" w:cs="Times New Roman"/>
+                <w:rFonts w:ascii="Times New Roman" w:eastAsia="Times New Roman" w:hAnsi="Times New Roman" w:cs="Times New Roman"/>
               </w:rPr>
             </w:pPr>
             <w:r>
               <w:rPr>
-                <w:rFonts w:ascii="Times New Roman" w:hAnsi="Times New Roman" w:cs="Times New Roman" w:hint="eastAsia"/>
-              </w:rPr>
-              <w:t>Sunny Pak</w:t>
+                <w:rFonts w:ascii="Times New Roman" w:eastAsia="Times New Roman" w:hAnsi="Times New Roman" w:cs="Times New Roman"/>
+              </w:rPr>
+              <w:t>Ashleen Athwal</w:t>
             </w:r>
-          </w:p>
-          <w:p>
-            <w:pPr>
-              <w:widowControl w:val="0"/>
-              <w:pBdr>
-                <w:top w:val="nil"/>
-                <w:left w:val="nil"/>
-                <w:bottom w:val="nil"/>
-                <w:right w:val="nil"/>
-                <w:between w:val="nil"/>
-              </w:pBdr>
-              <w:spacing w:line="240" w:lineRule="auto"/>
-              <w:jc w:val="center"/>
-              <w:rPr>
-                <w:rFonts w:ascii="Times New Roman" w:eastAsia="Times New Roman" w:hAnsi="Times New Roman" w:cs="Times New Roman"/>
-              </w:rPr>
-            </w:pPr>
           </w:p>
         </w:tc>
         <w:tc>
@@ -2925,16 +3235,102 @@
               <w:spacing w:line="240" w:lineRule="auto"/>
               <w:jc w:val="center"/>
               <w:rPr>
-                <w:rFonts w:ascii="Times New Roman" w:hAnsi="Times New Roman" w:cs="Times New Roman"/>
+                <w:rFonts w:ascii="Times New Roman" w:eastAsia="Times New Roman" w:hAnsi="Times New Roman" w:cs="Times New Roman"/>
               </w:rPr>
             </w:pPr>
             <w:r>
               <w:rPr>
-                <w:rFonts w:ascii="Times New Roman" w:hAnsi="Times New Roman" w:cs="Times New Roman" w:hint="eastAsia"/>
-              </w:rPr>
-              <w:t>2025-09-30</w:t>
+                <w:rFonts w:ascii="Times New Roman" w:eastAsia="Times New Roman" w:hAnsi="Times New Roman" w:cs="Times New Roman"/>
+              </w:rPr>
+              <w:t>2025-10-17</w:t>
             </w:r>
           </w:p>
+        </w:tc>
+      </w:tr>
+      <w:tr>
+        <w:tc>
+          <w:tcPr>
+            <w:tcW w:w="4005" w:type="dxa"/>
+            <w:tcMar>
+              <w:top w:w="100" w:type="dxa"/>
+              <w:left w:w="100" w:type="dxa"/>
+              <w:bottom w:w="100" w:type="dxa"/>
+              <w:right w:w="100" w:type="dxa"/>
+            </w:tcMar>
+          </w:tcPr>
+          <w:p>
+            <w:pPr>
+              <w:widowControl w:val="0"/>
+              <w:pBdr>
+                <w:top w:val="nil"/>
+                <w:left w:val="nil"/>
+                <w:bottom w:val="nil"/>
+                <w:right w:val="nil"/>
+                <w:between w:val="nil"/>
+              </w:pBdr>
+              <w:spacing w:line="240" w:lineRule="auto"/>
+              <w:jc w:val="center"/>
+              <w:rPr>
+                <w:rFonts w:ascii="Times New Roman" w:eastAsia="Times New Roman" w:hAnsi="Times New Roman" w:cs="Times New Roman"/>
+              </w:rPr>
+            </w:pPr>
+          </w:p>
+          <w:p>
+            <w:pPr>
+              <w:widowControl w:val="0"/>
+              <w:pBdr>
+                <w:top w:val="nil"/>
+                <w:left w:val="nil"/>
+                <w:bottom w:val="nil"/>
+                <w:right w:val="nil"/>
+                <w:between w:val="nil"/>
+              </w:pBdr>
+              <w:spacing w:line="240" w:lineRule="auto"/>
+              <w:jc w:val="center"/>
+              <w:rPr>
+                <w:rFonts w:ascii="Times New Roman" w:eastAsia="Times New Roman" w:hAnsi="Times New Roman" w:cs="Times New Roman"/>
+              </w:rPr>
+            </w:pPr>
+          </w:p>
+        </w:tc>
+        <w:tc>
+          <w:tcPr>
+            <w:tcW w:w="3825" w:type="dxa"/>
+            <w:tcMar>
+              <w:top w:w="100" w:type="dxa"/>
+              <w:left w:w="100" w:type="dxa"/>
+              <w:bottom w:w="100" w:type="dxa"/>
+              <w:right w:w="100" w:type="dxa"/>
+            </w:tcMar>
+          </w:tcPr>
+          <w:p>
+            <w:pPr>
+              <w:widowControl w:val="0"/>
+              <w:pBdr>
+                <w:top w:val="nil"/>
+                <w:left w:val="nil"/>
+                <w:bottom w:val="nil"/>
+                <w:right w:val="nil"/>
+                <w:between w:val="nil"/>
+              </w:pBdr>
+              <w:spacing w:line="240" w:lineRule="auto"/>
+              <w:jc w:val="center"/>
+              <w:rPr>
+                <w:rFonts w:ascii="Times New Roman" w:eastAsia="Times New Roman" w:hAnsi="Times New Roman" w:cs="Times New Roman"/>
+              </w:rPr>
+            </w:pPr>
+          </w:p>
+        </w:tc>
+        <w:tc>
+          <w:tcPr>
+            <w:tcW w:w="2805" w:type="dxa"/>
+            <w:tcMar>
+              <w:top w:w="100" w:type="dxa"/>
+              <w:left w:w="100" w:type="dxa"/>
+              <w:bottom w:w="100" w:type="dxa"/>
+              <w:right w:w="100" w:type="dxa"/>
+            </w:tcMar>
+          </w:tcPr>
           <w:p>
             <w:pPr>
               <w:widowControl w:val="0"/>
@@ -2998,20 +3394,6 @@
                 <w:rFonts w:ascii="Times New Roman" w:eastAsia="Times New Roman" w:hAnsi="Times New Roman" w:cs="Times New Roman"/>
               </w:rPr>
             </w:pPr>
-            <w:r>
-              <w:rPr>
-                <w:rFonts w:ascii="Times New Roman" w:eastAsia="Times New Roman" w:hAnsi="Times New Roman" w:cs="Times New Roman"/>
-              </w:rPr>
-              <w:t xml:space="preserve">Kaveh </w:t>
-            </w:r>
-            <w:proofErr w:type="spellStart"/>
-            <w:r>
-              <w:rPr>
-                <w:rFonts w:ascii="Times New Roman" w:eastAsia="Times New Roman" w:hAnsi="Times New Roman" w:cs="Times New Roman"/>
-              </w:rPr>
-              <w:t>Azarpaad</w:t>
-            </w:r>
-            <w:proofErr w:type="spellEnd"/>
           </w:p>
           <w:p>
             <w:pPr>
@@ -3057,20 +3439,6 @@
                 <w:rFonts w:ascii="Times New Roman" w:eastAsia="Times New Roman" w:hAnsi="Times New Roman" w:cs="Times New Roman"/>
               </w:rPr>
             </w:pPr>
-            <w:r>
-              <w:rPr>
-                <w:rFonts w:ascii="Times New Roman" w:eastAsia="Times New Roman" w:hAnsi="Times New Roman" w:cs="Times New Roman"/>
-              </w:rPr>
-              <w:t xml:space="preserve">Kaveh </w:t>
-            </w:r>
-            <w:proofErr w:type="spellStart"/>
-            <w:r>
-              <w:rPr>
-                <w:rFonts w:ascii="Times New Roman" w:eastAsia="Times New Roman" w:hAnsi="Times New Roman" w:cs="Times New Roman"/>
-              </w:rPr>
-              <w:t>Azarpaad</w:t>
-            </w:r>
-            <w:proofErr w:type="spellEnd"/>
           </w:p>
           <w:p>
             <w:pPr>
@@ -3116,167 +3484,6 @@
                 <w:rFonts w:ascii="Times New Roman" w:eastAsia="Times New Roman" w:hAnsi="Times New Roman" w:cs="Times New Roman"/>
               </w:rPr>
             </w:pPr>
-            <w:r>
-              <w:rPr>
-                <w:rFonts w:ascii="Times New Roman" w:eastAsia="Times New Roman" w:hAnsi="Times New Roman" w:cs="Times New Roman"/>
-              </w:rPr>
-              <w:t>2025-09-30</w:t>
-            </w:r>
-          </w:p>
-        </w:tc>
-      </w:tr>
-      <w:tr>
-        <w:tc>
-          <w:tcPr>
-            <w:tcW w:w="4005" w:type="dxa"/>
-            <w:tcMar>
-              <w:top w:w="100" w:type="dxa"/>
-              <w:left w:w="100" w:type="dxa"/>
-              <w:bottom w:w="100" w:type="dxa"/>
-              <w:right w:w="100" w:type="dxa"/>
-            </w:tcMar>
-          </w:tcPr>
-          <w:p>
-            <w:pPr>
-              <w:widowControl w:val="0"/>
-              <w:pBdr>
-                <w:top w:val="nil"/>
-                <w:left w:val="nil"/>
-                <w:bottom w:val="nil"/>
-                <w:right w:val="nil"/>
-                <w:between w:val="nil"/>
-              </w:pBdr>
-              <w:spacing w:line="240" w:lineRule="auto"/>
-              <w:jc w:val="center"/>
-              <w:rPr>
-                <w:rFonts w:ascii="Times New Roman" w:eastAsia="Times New Roman" w:hAnsi="Times New Roman" w:cs="Times New Roman"/>
-              </w:rPr>
-            </w:pPr>
-          </w:p>
-          <w:p>
-            <w:pPr>
-              <w:widowControl w:val="0"/>
-              <w:pBdr>
-                <w:top w:val="nil"/>
-                <w:left w:val="nil"/>
-                <w:bottom w:val="nil"/>
-                <w:right w:val="nil"/>
-                <w:between w:val="nil"/>
-              </w:pBdr>
-              <w:spacing w:line="240" w:lineRule="auto"/>
-              <w:jc w:val="center"/>
-              <w:rPr>
-                <w:rFonts w:ascii="Times New Roman" w:eastAsia="Times New Roman" w:hAnsi="Times New Roman" w:cs="Times New Roman"/>
-              </w:rPr>
-            </w:pPr>
-          </w:p>
-          <w:p>
-            <w:pPr>
-              <w:widowControl w:val="0"/>
-              <w:pBdr>
-                <w:top w:val="nil"/>
-                <w:left w:val="nil"/>
-                <w:bottom w:val="nil"/>
-                <w:right w:val="nil"/>
-                <w:between w:val="nil"/>
-              </w:pBdr>
-              <w:spacing w:line="240" w:lineRule="auto"/>
-              <w:jc w:val="center"/>
-              <w:rPr>
-                <w:rFonts w:ascii="Times New Roman" w:eastAsia="Times New Roman" w:hAnsi="Times New Roman" w:cs="Times New Roman"/>
-              </w:rPr>
-            </w:pPr>
-            <w:r>
-              <w:rPr>
-                <w:rFonts w:ascii="Times New Roman" w:eastAsia="Times New Roman" w:hAnsi="Times New Roman" w:cs="Times New Roman"/>
-              </w:rPr>
-              <w:t>Ashleen Athwal</w:t>
-            </w:r>
-          </w:p>
-        </w:tc>
-        <w:tc>
-          <w:tcPr>
-            <w:tcW w:w="3825" w:type="dxa"/>
-            <w:tcMar>
-              <w:top w:w="100" w:type="dxa"/>
-              <w:left w:w="100" w:type="dxa"/>
-              <w:bottom w:w="100" w:type="dxa"/>
-              <w:right w:w="100" w:type="dxa"/>
-            </w:tcMar>
-          </w:tcPr>
-          <w:p>
-            <w:pPr>
-              <w:widowControl w:val="0"/>
-              <w:pBdr>
-                <w:top w:val="nil"/>
-                <w:left w:val="nil"/>
-                <w:bottom w:val="nil"/>
-                <w:right w:val="nil"/>
-                <w:between w:val="nil"/>
-              </w:pBdr>
-              <w:spacing w:line="240" w:lineRule="auto"/>
-              <w:jc w:val="center"/>
-              <w:rPr>
-                <w:rFonts w:ascii="Times New Roman" w:eastAsia="Times New Roman" w:hAnsi="Times New Roman" w:cs="Times New Roman"/>
-              </w:rPr>
-            </w:pPr>
-          </w:p>
-          <w:p>
-            <w:pPr>
-              <w:widowControl w:val="0"/>
-              <w:pBdr>
-                <w:top w:val="nil"/>
-                <w:left w:val="nil"/>
-                <w:bottom w:val="nil"/>
-                <w:right w:val="nil"/>
-                <w:between w:val="nil"/>
-              </w:pBdr>
-              <w:spacing w:line="240" w:lineRule="auto"/>
-              <w:jc w:val="center"/>
-              <w:rPr>
-                <w:rFonts w:ascii="Times New Roman" w:eastAsia="Times New Roman" w:hAnsi="Times New Roman" w:cs="Times New Roman"/>
-              </w:rPr>
-            </w:pPr>
-            <w:r>
-              <w:rPr>
-                <w:rFonts w:ascii="Times New Roman" w:eastAsia="Times New Roman" w:hAnsi="Times New Roman" w:cs="Times New Roman"/>
-              </w:rPr>
-              <w:t>Ashleen Athwal</w:t>
-            </w:r>
-          </w:p>
-        </w:tc>
-        <w:tc>
-          <w:tcPr>
-            <w:tcW w:w="2805" w:type="dxa"/>
-            <w:tcMar>
-              <w:top w:w="100" w:type="dxa"/>
-              <w:left w:w="100" w:type="dxa"/>
-              <w:bottom w:w="100" w:type="dxa"/>
-              <w:right w:w="100" w:type="dxa"/>
-            </w:tcMar>
-          </w:tcPr>
-          <w:p>
-            <w:pPr>
-              <w:widowControl w:val="0"/>
-              <w:pBdr>
-                <w:top w:val="nil"/>
-                <w:left w:val="nil"/>
-                <w:bottom w:val="nil"/>
-                <w:right w:val="nil"/>
-                <w:between w:val="nil"/>
-              </w:pBdr>
-              <w:spacing w:line="240" w:lineRule="auto"/>
-              <w:jc w:val="center"/>
-              <w:rPr>
-                <w:rFonts w:ascii="Times New Roman" w:eastAsia="Times New Roman" w:hAnsi="Times New Roman" w:cs="Times New Roman"/>
-              </w:rPr>
-            </w:pPr>
-            <w:r>
-              <w:rPr>
-                <w:rFonts w:ascii="Times New Roman" w:eastAsia="Times New Roman" w:hAnsi="Times New Roman" w:cs="Times New Roman"/>
-              </w:rPr>
-              <w:t>2025-09-30</w:t>
-            </w:r>
           </w:p>
         </w:tc>
       </w:tr>
@@ -4718,6 +4925,7 @@
   <w:style w:type="character" w:default="1" w:styleId="DefaultParagraphFont">
     <w:name w:val="Default Paragraph Font"/>
     <w:uiPriority w:val="1"/>
+    <w:semiHidden/>
     <w:unhideWhenUsed/>
   </w:style>
   <w:style w:type="table" w:default="1" w:styleId="TableNormal">
@@ -4906,6 +5114,32 @@
     <w:link w:val="Footer"/>
     <w:uiPriority w:val="99"/>
     <w:rsid w:val="00F45FB1"/>
+  </w:style>
+  <w:style w:type="paragraph" w:styleId="NormalWeb">
+    <w:name w:val="Normal (Web)"/>
+    <w:basedOn w:val="Normal"/>
+    <w:uiPriority w:val="99"/>
+    <w:semiHidden/>
+    <w:unhideWhenUsed/>
+    <w:rsid w:val="00C2257F"/>
+    <w:pPr>
+      <w:spacing w:before="100" w:beforeAutospacing="1" w:after="100" w:afterAutospacing="1" w:line="240" w:lineRule="auto"/>
+    </w:pPr>
+    <w:rPr>
+      <w:rFonts w:ascii="Times New Roman" w:eastAsia="Times New Roman" w:hAnsi="Times New Roman" w:cs="Times New Roman"/>
+      <w:lang w:val="en-CA" w:eastAsia="en-US"/>
+    </w:rPr>
+  </w:style>
+  <w:style w:type="character" w:styleId="Strong">
+    <w:name w:val="Strong"/>
+    <w:basedOn w:val="DefaultParagraphFont"/>
+    <w:uiPriority w:val="22"/>
+    <w:qFormat/>
+    <w:rsid w:val="00C2257F"/>
+    <w:rPr>
+      <w:b/>
+      <w:bCs/>
+    </w:rPr>
   </w:style>
 </w:styles>
 </file>
